--- a/2026 الى 2027/حصر كل شيء 2027/حصر الورش الخارجية والداخلية  الكيمياء 2027.docx
+++ b/2026 الى 2027/حصر كل شيء 2027/حصر الورش الخارجية والداخلية  الكيمياء 2027.docx
@@ -191,7 +191,7 @@
                                 <w:rtl/>
                                 <w:lang w:bidi="ar-QA"/>
                               </w:rPr>
-                              <w:t>6</w:t>
+                              <w:t>7</w:t>
                             </w:r>
                             <w:r>
                               <w:rPr>
@@ -215,7 +215,7 @@
                                 <w:rtl/>
                                 <w:lang w:bidi="ar-QA"/>
                               </w:rPr>
-                              <w:t>5</w:t>
+                              <w:t>7</w:t>
                             </w:r>
                           </w:p>
                         </w:txbxContent>
@@ -369,7 +369,7 @@
                           <w:rtl/>
                           <w:lang w:bidi="ar-QA"/>
                         </w:rPr>
-                        <w:t>6</w:t>
+                        <w:t>7</w:t>
                       </w:r>
                       <w:r>
                         <w:rPr>
@@ -393,7 +393,7 @@
                           <w:rtl/>
                           <w:lang w:bidi="ar-QA"/>
                         </w:rPr>
-                        <w:t>5</w:t>
+                        <w:t>7</w:t>
                       </w:r>
                     </w:p>
                   </w:txbxContent>
